--- a/templates/sanitized/bank-fin-delay-waiver.docx
+++ b/templates/sanitized/bank-fin-delay-waiver.docx
@@ -349,6 +349,7 @@
     </w:p>
     <w:tbl>
       <w:tblPr>
+        <w:bidiVisual w:val="0"/>
         <w:tblW w:w="8533" w:type="dxa"/>
         <w:jc w:val="center"/>
         <w:tblBorders>
@@ -1118,29 +1119,7 @@
           <w:szCs w:val="28"/>
           <w:rtl/>
         </w:rPr>
-        <w:t xml:space="preserve">الاستشاري</w:t>
-      </w:r>
-      <w:r>
-        <w:rPr>
-          <w:rFonts w:ascii="Times New Roman" w:hAnsi="Times New Roman" w:cs="Times New Roman" w:eastAsia="Times New Roman"/>
-          <w:noProof/>
-          <w:rtl/>
-          <w:color w:val="FFFFFF"/>
-          <w:spacing w:val="-20"/>
-          <w:sz w:val="2"/>
-          <w:szCs w:val="2"/>
-        </w:rPr>
-        <w:t xml:space="preserve">      </w:t>
-      </w:r>
-      <w:r>
-        <w:rPr>
-          <w:rFonts w:ascii="Arial" w:hAnsi="Arial" w:hint="cs"/>
-          <w:noProof/>
-          <w:sz w:val="28"/>
-          <w:szCs w:val="28"/>
-          <w:rtl/>
-        </w:rPr>
-        <w:t xml:space="preserve">                                                                           </w:t>
+        <w:t xml:space="preserve">الاستشاري                                                                           </w:t>
       </w:r>
       <w:r>
         <w:rPr>
@@ -1233,7 +1212,7 @@
           <w:szCs w:val="28"/>
           <w:rtl/>
         </w:rPr>
-        <w:t xml:space="preserve"/>
+        <w:t xml:space="preserve">‏</w:t>
       </w:r>
     </w:p>
     <w:p>
